--- a/docs/TECHCHALLENGE_FASE3_PROJETO_COMPLETO.docx
+++ b/docs/TECHCHALLENGE_FASE3_PROJETO_COMPLETO.docx
@@ -9145,8 +9145,6 @@
         <w:br/>
         <w:t>│   ├── RELATORIO_TECNICO_PARA_EQUIPE.md      Relatório técnico principal</w:t>
         <w:br/>
-        <w:t>│   ├── MANUAL_DIDATICO_PARA_EQUIPE.md       Manual didático (pra leigos)</w:t>
-        <w:br/>
         <w:t>│   ├── MANUAL_UI.md                          Manual de uso da UI</w:t>
         <w:br/>
         <w:t>│   ├── GUIA_DATASETS.md                     Guia dos datasets</w:t>
@@ -9156,8 +9154,6 @@
         <w:t>│   ├── index.html                           HTML do Space HF</w:t>
         <w:br/>
         <w:t>│   ├── RELATORIO_TECNICO_PARA_EQUIPE.docx   Versão DOCX</w:t>
-        <w:br/>
-        <w:t>│   ├── MANUAL_DIDATICO_PARA_EQUIPE.docx</w:t>
         <w:br/>
         <w:t>│   ├── MANUAL_UI.docx</w:t>
         <w:br/>
@@ -14072,27 +14068,6 @@
           <w:sz w:val="20"/>
         </w:rPr>
         <w:t>docs/GUIA_DATASETS.md</w:t>
-      </w:r>
-    </w:p>
-    <w:p>
-      <w:pPr>
-        <w:pStyle w:val="ListBullet"/>
-      </w:pPr>
-      <w:r>
-        <w:rPr>
-          <w:b/>
-        </w:rPr>
-        <w:t>Manual didático</w:t>
-      </w:r>
-      <w:r>
-        <w:t xml:space="preserve">: </w:t>
-      </w:r>
-      <w:r>
-        <w:rPr>
-          <w:rFonts w:ascii="Consolas" w:hAnsi="Consolas"/>
-          <w:sz w:val="20"/>
-        </w:rPr>
-        <w:t>docs/MANUAL_DIDATICO_PARA_EQUIPE.md</w:t>
       </w:r>
     </w:p>
     <w:p>

--- a/docs/TECHCHALLENGE_FASE3_PROJETO_COMPLETO.docx
+++ b/docs/TECHCHALLENGE_FASE3_PROJETO_COMPLETO.docx
@@ -237,15 +237,17 @@
       </w:r>
     </w:p>
     <w:p>
-      <w:pPr>
-        <w:ind w:left="432" w:right="432"/>
-      </w:pPr>
+      <w:r>
+        <w:t xml:space="preserve">| </w:t>
+      </w:r>
       <w:r>
         <w:rPr>
-          <w:i/>
-          <w:color w:val="555555"/>
+          <w:b/>
         </w:rPr>
-        <w:t>┃ **Status**: ✅ Fine-tuning concluído + ✅ RAG completo (3 fontes) + ✅ UI testada + ✅ Documentação 3 níveis</w:t>
+        <w:t>Status</w:t>
+      </w:r>
+      <w:r>
+        <w:t>: ✅ Fine-tuning concluído + ✅ RAG completo (3 fontes) + ✅ UI testada + ✅ Documentação 3 níveis</w:t>
       </w:r>
     </w:p>
     <w:p>
@@ -262,7 +264,7 @@
           <w:i/>
           <w:color w:val="555555"/>
         </w:rPr>
-        <w:t>┃ **Última atualização**: 08/09/2026</w:t>
+        <w:t>┃ **Última atualização**: 08/09/2026 (atualizado — patches Colab + setup_data_colab.py)</w:t>
       </w:r>
     </w:p>
     <w:p>
@@ -12051,7 +12053,20 @@
               <w:rPr>
                 <w:sz w:val="18"/>
               </w:rPr>
-              <w:t>Pendente</w:t>
+              <w:t xml:space="preserve">✅ </w:t>
+            </w:r>
+            <w:r>
+              <w:rPr>
+                <w:b/>
+                <w:sz w:val="18"/>
+              </w:rPr>
+              <w:t>FEITO</w:t>
+            </w:r>
+            <w:r>
+              <w:rPr>
+                <w:sz w:val="18"/>
+              </w:rPr>
+              <w:t xml:space="preserve"> — URL gradio.live funciona</w:t>
             </w:r>
           </w:p>
         </w:tc>
@@ -12249,7 +12264,20 @@
               <w:rPr>
                 <w:sz w:val="18"/>
               </w:rPr>
-              <w:t>Pendente</w:t>
+              <w:t xml:space="preserve">✅ </w:t>
+            </w:r>
+            <w:r>
+              <w:rPr>
+                <w:b/>
+                <w:sz w:val="18"/>
+              </w:rPr>
+              <w:t>FEITO</w:t>
+            </w:r>
+            <w:r>
+              <w:rPr>
+                <w:sz w:val="18"/>
+              </w:rPr>
+              <w:t xml:space="preserve"> — 5 DOCX atualizados</w:t>
             </w:r>
           </w:p>
         </w:tc>
@@ -12348,7 +12376,20 @@
               <w:rPr>
                 <w:sz w:val="18"/>
               </w:rPr>
-              <w:t>Pendente</w:t>
+              <w:t xml:space="preserve">✅ </w:t>
+            </w:r>
+            <w:r>
+              <w:rPr>
+                <w:b/>
+                <w:sz w:val="18"/>
+              </w:rPr>
+              <w:t>FEITO</w:t>
+            </w:r>
+            <w:r>
+              <w:rPr>
+                <w:sz w:val="18"/>
+              </w:rPr>
+              <w:t xml:space="preserve"> — RAG + LLM + UI funcionando</w:t>
             </w:r>
           </w:p>
         </w:tc>
@@ -12473,7 +12514,7 @@
               <w:rPr>
                 <w:sz w:val="18"/>
               </w:rPr>
-              <w:t>Pendente</w:t>
+              <w:t>Pendente (fallback intencional, erros via RuntimeError)</w:t>
             </w:r>
           </w:p>
         </w:tc>
@@ -12895,7 +12936,20 @@
               <w:rPr>
                 <w:sz w:val="18"/>
               </w:rPr>
-              <w:t>Pendente</w:t>
+              <w:t xml:space="preserve">✅ </w:t>
+            </w:r>
+            <w:r>
+              <w:rPr>
+                <w:b/>
+                <w:sz w:val="18"/>
+              </w:rPr>
+              <w:t>FEITO</w:t>
+            </w:r>
+            <w:r>
+              <w:rPr>
+                <w:sz w:val="18"/>
+              </w:rPr>
+              <w:t xml:space="preserve"> — badges coloridos</w:t>
             </w:r>
           </w:p>
         </w:tc>
@@ -12994,7 +13048,357 @@
               <w:rPr>
                 <w:sz w:val="18"/>
               </w:rPr>
-              <w:t>Opcional (pago)</w:t>
+              <w:t>⚠️ Bloqueado (requer PRO pago) — Static Space grátis criado</w:t>
+            </w:r>
+          </w:p>
+        </w:tc>
+      </w:tr>
+      <w:tr>
+        <w:tc>
+          <w:tcPr>
+            <w:tcW w:type="dxa" w:w="1728"/>
+          </w:tcPr>
+          <w:p>
+            <w:r>
+              <w:rPr>
+                <w:sz w:val="18"/>
+              </w:rPr>
+            </w:r>
+            <w:r>
+              <w:rPr>
+                <w:sz w:val="18"/>
+              </w:rPr>
+              <w:t>11</w:t>
+            </w:r>
+          </w:p>
+        </w:tc>
+        <w:tc>
+          <w:tcPr>
+            <w:tcW w:type="dxa" w:w="1728"/>
+          </w:tcPr>
+          <w:p>
+            <w:r>
+              <w:rPr>
+                <w:sz w:val="18"/>
+              </w:rPr>
+            </w:r>
+            <w:r>
+              <w:rPr>
+                <w:b/>
+                <w:sz w:val="18"/>
+              </w:rPr>
+              <w:t>Script setup_data_colab.py</w:t>
+            </w:r>
+            <w:r>
+              <w:rPr>
+                <w:sz w:val="18"/>
+              </w:rPr>
+              <w:t xml:space="preserve"> (baixa datasets automaticamente)</w:t>
+            </w:r>
+          </w:p>
+        </w:tc>
+        <w:tc>
+          <w:tcPr>
+            <w:tcW w:type="dxa" w:w="1728"/>
+          </w:tcPr>
+          <w:p>
+            <w:r>
+              <w:rPr>
+                <w:sz w:val="18"/>
+              </w:rPr>
+            </w:r>
+            <w:r>
+              <w:rPr>
+                <w:sz w:val="18"/>
+              </w:rPr>
+              <w:t>-</w:t>
+            </w:r>
+          </w:p>
+        </w:tc>
+        <w:tc>
+          <w:tcPr>
+            <w:tcW w:type="dxa" w:w="1728"/>
+          </w:tcPr>
+          <w:p>
+            <w:r>
+              <w:rPr>
+                <w:sz w:val="18"/>
+              </w:rPr>
+            </w:r>
+            <w:r>
+              <w:rPr>
+                <w:sz w:val="18"/>
+              </w:rPr>
+              <w:t>🟡 Média</w:t>
+            </w:r>
+          </w:p>
+        </w:tc>
+        <w:tc>
+          <w:tcPr>
+            <w:tcW w:type="dxa" w:w="1728"/>
+          </w:tcPr>
+          <w:p>
+            <w:r>
+              <w:rPr>
+                <w:sz w:val="18"/>
+              </w:rPr>
+            </w:r>
+            <w:r>
+              <w:rPr>
+                <w:sz w:val="18"/>
+              </w:rPr>
+              <w:t xml:space="preserve">✅ </w:t>
+            </w:r>
+            <w:r>
+              <w:rPr>
+                <w:b/>
+                <w:sz w:val="18"/>
+              </w:rPr>
+              <w:t>FEITO</w:t>
+            </w:r>
+            <w:r>
+              <w:rPr>
+                <w:sz w:val="18"/>
+              </w:rPr>
+              <w:t xml:space="preserve"> — </w:t>
+            </w:r>
+            <w:r>
+              <w:rPr>
+                <w:rFonts w:ascii="Consolas" w:hAnsi="Consolas"/>
+                <w:sz w:val="18"/>
+              </w:rPr>
+              <w:t>scripts/setup_data_colab.py</w:t>
+            </w:r>
+          </w:p>
+        </w:tc>
+      </w:tr>
+      <w:tr>
+        <w:tc>
+          <w:tcPr>
+            <w:tcW w:type="dxa" w:w="1728"/>
+          </w:tcPr>
+          <w:p>
+            <w:r>
+              <w:rPr>
+                <w:sz w:val="18"/>
+              </w:rPr>
+            </w:r>
+            <w:r>
+              <w:rPr>
+                <w:sz w:val="18"/>
+              </w:rPr>
+              <w:t>12</w:t>
+            </w:r>
+          </w:p>
+        </w:tc>
+        <w:tc>
+          <w:tcPr>
+            <w:tcW w:type="dxa" w:w="1728"/>
+          </w:tcPr>
+          <w:p>
+            <w:r>
+              <w:rPr>
+                <w:sz w:val="18"/>
+              </w:rPr>
+            </w:r>
+            <w:r>
+              <w:rPr>
+                <w:b/>
+                <w:sz w:val="18"/>
+              </w:rPr>
+              <w:t>Patch gradio_client completo</w:t>
+            </w:r>
+            <w:r>
+              <w:rPr>
+                <w:sz w:val="18"/>
+              </w:rPr>
+              <w:t xml:space="preserve"> (enum + const)</w:t>
+            </w:r>
+          </w:p>
+        </w:tc>
+        <w:tc>
+          <w:tcPr>
+            <w:tcW w:type="dxa" w:w="1728"/>
+          </w:tcPr>
+          <w:p>
+            <w:r>
+              <w:rPr>
+                <w:sz w:val="18"/>
+              </w:rPr>
+            </w:r>
+            <w:r>
+              <w:rPr>
+                <w:sz w:val="18"/>
+              </w:rPr>
+              <w:t>-</w:t>
+            </w:r>
+          </w:p>
+        </w:tc>
+        <w:tc>
+          <w:tcPr>
+            <w:tcW w:type="dxa" w:w="1728"/>
+          </w:tcPr>
+          <w:p>
+            <w:r>
+              <w:rPr>
+                <w:sz w:val="18"/>
+              </w:rPr>
+            </w:r>
+            <w:r>
+              <w:rPr>
+                <w:sz w:val="18"/>
+              </w:rPr>
+              <w:t>🟡 Média</w:t>
+            </w:r>
+          </w:p>
+        </w:tc>
+        <w:tc>
+          <w:tcPr>
+            <w:tcW w:type="dxa" w:w="1728"/>
+          </w:tcPr>
+          <w:p>
+            <w:r>
+              <w:rPr>
+                <w:sz w:val="18"/>
+              </w:rPr>
+            </w:r>
+            <w:r>
+              <w:rPr>
+                <w:sz w:val="18"/>
+              </w:rPr>
+              <w:t xml:space="preserve">✅ </w:t>
+            </w:r>
+            <w:r>
+              <w:rPr>
+                <w:b/>
+                <w:sz w:val="18"/>
+              </w:rPr>
+              <w:t>FEITO</w:t>
+            </w:r>
+            <w:r>
+              <w:rPr>
+                <w:sz w:val="18"/>
+              </w:rPr>
+              <w:t xml:space="preserve"> — patch em </w:t>
+            </w:r>
+            <w:r>
+              <w:rPr>
+                <w:rFonts w:ascii="Consolas" w:hAnsi="Consolas"/>
+                <w:sz w:val="18"/>
+              </w:rPr>
+              <w:t>rodarcolab.ipynb</w:t>
+            </w:r>
+          </w:p>
+        </w:tc>
+      </w:tr>
+      <w:tr>
+        <w:tc>
+          <w:tcPr>
+            <w:tcW w:type="dxa" w:w="1728"/>
+          </w:tcPr>
+          <w:p>
+            <w:r>
+              <w:rPr>
+                <w:sz w:val="18"/>
+              </w:rPr>
+            </w:r>
+            <w:r>
+              <w:rPr>
+                <w:sz w:val="18"/>
+              </w:rPr>
+              <w:t>13</w:t>
+            </w:r>
+          </w:p>
+        </w:tc>
+        <w:tc>
+          <w:tcPr>
+            <w:tcW w:type="dxa" w:w="1728"/>
+          </w:tcPr>
+          <w:p>
+            <w:r>
+              <w:rPr>
+                <w:sz w:val="18"/>
+              </w:rPr>
+            </w:r>
+            <w:r>
+              <w:rPr>
+                <w:b/>
+                <w:sz w:val="18"/>
+              </w:rPr>
+              <w:t>Notebook `rodarcolab.ipynb` corrigido</w:t>
+            </w:r>
+            <w:r>
+              <w:rPr>
+                <w:sz w:val="18"/>
+              </w:rPr>
+              <w:t xml:space="preserve"> (caminhos + patches)</w:t>
+            </w:r>
+          </w:p>
+        </w:tc>
+        <w:tc>
+          <w:tcPr>
+            <w:tcW w:type="dxa" w:w="1728"/>
+          </w:tcPr>
+          <w:p>
+            <w:r>
+              <w:rPr>
+                <w:sz w:val="18"/>
+              </w:rPr>
+            </w:r>
+            <w:r>
+              <w:rPr>
+                <w:sz w:val="18"/>
+              </w:rPr>
+              <w:t>-</w:t>
+            </w:r>
+          </w:p>
+        </w:tc>
+        <w:tc>
+          <w:tcPr>
+            <w:tcW w:type="dxa" w:w="1728"/>
+          </w:tcPr>
+          <w:p>
+            <w:r>
+              <w:rPr>
+                <w:sz w:val="18"/>
+              </w:rPr>
+            </w:r>
+            <w:r>
+              <w:rPr>
+                <w:sz w:val="18"/>
+              </w:rPr>
+              <w:t>🔴 Alta</w:t>
+            </w:r>
+          </w:p>
+        </w:tc>
+        <w:tc>
+          <w:tcPr>
+            <w:tcW w:type="dxa" w:w="1728"/>
+          </w:tcPr>
+          <w:p>
+            <w:r>
+              <w:rPr>
+                <w:sz w:val="18"/>
+              </w:rPr>
+            </w:r>
+            <w:r>
+              <w:rPr>
+                <w:sz w:val="18"/>
+              </w:rPr>
+              <w:t xml:space="preserve">✅ </w:t>
+            </w:r>
+            <w:r>
+              <w:rPr>
+                <w:b/>
+                <w:sz w:val="18"/>
+              </w:rPr>
+              <w:t>FEITO</w:t>
+            </w:r>
+            <w:r>
+              <w:rPr>
+                <w:sz w:val="18"/>
+              </w:rPr>
+              <w:t xml:space="preserve"> — 31 células, todas funcionais</w:t>
             </w:r>
           </w:p>
         </w:tc>
@@ -14299,6 +14703,362 @@
       </w:r>
     </w:p>
     <w:p>
+      <w:pPr>
+        <w:pStyle w:val="Heading3"/>
+      </w:pPr>
+      <w:r>
+        <w:rPr>
+          <w:color w:val="1F4E79"/>
+        </w:rPr>
+        <w:t>12.7. Setup Completo no Google Colab (⭐ RECOMENDADO)</w:t>
+      </w:r>
+    </w:p>
+    <w:p>
+      <w:r>
+        <w:rPr>
+          <w:b/>
+        </w:rPr>
+        <w:t>Notebook</w:t>
+      </w:r>
+      <w:r>
+        <w:t xml:space="preserve">: </w:t>
+      </w:r>
+      <w:r>
+        <w:rPr>
+          <w:rFonts w:ascii="Consolas" w:hAnsi="Consolas"/>
+          <w:sz w:val="20"/>
+        </w:rPr>
+        <w:t>notebooks/rodarcolab.ipynb</w:t>
+      </w:r>
+      <w:r>
+        <w:t xml:space="preserve"> (31 células, ~15 min de execução)</w:t>
+      </w:r>
+    </w:p>
+    <w:p>
+      <w:r>
+        <w:rPr>
+          <w:b/>
+        </w:rPr>
+        <w:t>O que faz</w:t>
+      </w:r>
+      <w:r>
+        <w:t>:</w:t>
+      </w:r>
+    </w:p>
+    <w:p>
+      <w:pPr>
+        <w:pStyle w:val="ListNumber"/>
+      </w:pPr>
+      <w:r>
+        <w:t>Monta Google Drive</w:t>
+      </w:r>
+    </w:p>
+    <w:p>
+      <w:pPr>
+        <w:pStyle w:val="ListNumber"/>
+      </w:pPr>
+      <w:r>
+        <w:t>Instala dependências (numpy, pydantic, chromadb, gradio, unsloth)</w:t>
+      </w:r>
+    </w:p>
+    <w:p>
+      <w:pPr>
+        <w:pStyle w:val="ListNumber"/>
+      </w:pPr>
+      <w:r>
+        <w:t>Clona repositório</w:t>
+      </w:r>
+    </w:p>
+    <w:p>
+      <w:pPr>
+        <w:pStyle w:val="ListNumber"/>
+      </w:pPr>
+      <w:r>
+        <w:t>Copia modelo LoRA do Drive</w:t>
+      </w:r>
+    </w:p>
+    <w:p>
+      <w:pPr>
+        <w:pStyle w:val="ListNumber"/>
+      </w:pPr>
+      <w:r>
+        <w:t xml:space="preserve">Aplica patch gradio_client (corrige </w:t>
+      </w:r>
+      <w:r>
+        <w:rPr>
+          <w:rFonts w:ascii="Consolas" w:hAnsi="Consolas"/>
+          <w:sz w:val="20"/>
+        </w:rPr>
+        <w:t>TypeError: bool is not iterable</w:t>
+      </w:r>
+      <w:r>
+        <w:t>)</w:t>
+      </w:r>
+    </w:p>
+    <w:p>
+      <w:pPr>
+        <w:pStyle w:val="ListNumber"/>
+      </w:pPr>
+      <w:r>
+        <w:t>Cópia do modelo pro caminho que a UI espera</w:t>
+      </w:r>
+    </w:p>
+    <w:p>
+      <w:pPr>
+        <w:pStyle w:val="ListNumber"/>
+      </w:pPr>
+      <w:r>
+        <w:t>Indexa ChatBulário (RAG)</w:t>
+      </w:r>
+    </w:p>
+    <w:p>
+      <w:pPr>
+        <w:pStyle w:val="ListNumber"/>
+      </w:pPr>
+      <w:r>
+        <w:t>Patch chromadb (np.float_ → np.float64)</w:t>
+      </w:r>
+    </w:p>
+    <w:p>
+      <w:pPr>
+        <w:pStyle w:val="ListNumber"/>
+      </w:pPr>
+      <w:r>
+        <w:t>Carrega RAG + LLM</w:t>
+      </w:r>
+    </w:p>
+    <w:p>
+      <w:pPr>
+        <w:pStyle w:val="ListNumber"/>
+      </w:pPr>
+      <w:r>
+        <w:t xml:space="preserve">Sobe UI Gradio (gera URL pública tipo </w:t>
+      </w:r>
+      <w:r>
+        <w:rPr>
+          <w:rFonts w:ascii="Consolas" w:hAnsi="Consolas"/>
+          <w:sz w:val="20"/>
+        </w:rPr>
+        <w:t>https://xxxxx.gradio.live</w:t>
+      </w:r>
+      <w:r>
+        <w:t>)</w:t>
+      </w:r>
+    </w:p>
+    <w:p>
+      <w:r>
+        <w:rPr>
+          <w:b/>
+        </w:rPr>
+        <w:t>Setup automático de dados</w:t>
+      </w:r>
+      <w:r>
+        <w:t xml:space="preserve"> (alternativa):</w:t>
+      </w:r>
+    </w:p>
+    <w:p>
+      <w:r>
+        <w:rPr>
+          <w:rFonts w:ascii="Consolas" w:hAnsi="Consolas"/>
+          <w:sz w:val="18"/>
+        </w:rPr>
+        <w:t># Baixa todos os datasets públicos automaticamente</w:t>
+        <w:br/>
+        <w:t>python scripts/setup_data_colab.py</w:t>
+        <w:br/>
+        <w:br/>
+        <w:t># Baixa: MedQuAD, ChatBulário, CID-10, Synthetic Notes</w:t>
+        <w:br/>
+        <w:t># Tempo: ~10 min</w:t>
+      </w:r>
+    </w:p>
+    <w:p>
+      <w:r>
+        <w:rPr>
+          <w:b/>
+        </w:rPr>
+        <w:t>Patches aplicados no notebook</w:t>
+      </w:r>
+      <w:r>
+        <w:t>:</w:t>
+      </w:r>
+    </w:p>
+    <w:p>
+      <w:pPr>
+        <w:pStyle w:val="ListBullet"/>
+      </w:pPr>
+      <w:r>
+        <w:t xml:space="preserve">✅ </w:t>
+      </w:r>
+      <w:r>
+        <w:rPr>
+          <w:rFonts w:ascii="Consolas" w:hAnsi="Consolas"/>
+          <w:sz w:val="20"/>
+        </w:rPr>
+        <w:t>gradio_client/utils.py</w:t>
+      </w:r>
+      <w:r>
+        <w:t xml:space="preserve"> — </w:t>
+      </w:r>
+      <w:r>
+        <w:rPr>
+          <w:rFonts w:ascii="Consolas" w:hAnsi="Consolas"/>
+          <w:sz w:val="20"/>
+        </w:rPr>
+        <w:t>'if "enum" in schema:'</w:t>
+      </w:r>
+      <w:r>
+        <w:t xml:space="preserve"> → </w:t>
+      </w:r>
+      <w:r>
+        <w:rPr>
+          <w:rFonts w:ascii="Consolas" w:hAnsi="Consolas"/>
+          <w:sz w:val="20"/>
+        </w:rPr>
+        <w:t>isinstance(schema, dict) and "enum" in schema:</w:t>
+      </w:r>
+    </w:p>
+    <w:p>
+      <w:pPr>
+        <w:pStyle w:val="ListBullet"/>
+      </w:pPr>
+      <w:r>
+        <w:t xml:space="preserve">✅ </w:t>
+      </w:r>
+      <w:r>
+        <w:rPr>
+          <w:rFonts w:ascii="Consolas" w:hAnsi="Consolas"/>
+          <w:sz w:val="20"/>
+        </w:rPr>
+        <w:t>chromadb/types.py</w:t>
+      </w:r>
+      <w:r>
+        <w:t xml:space="preserve"> — </w:t>
+      </w:r>
+      <w:r>
+        <w:rPr>
+          <w:rFonts w:ascii="Consolas" w:hAnsi="Consolas"/>
+          <w:sz w:val="20"/>
+        </w:rPr>
+        <w:t>np.float_</w:t>
+      </w:r>
+      <w:r>
+        <w:t xml:space="preserve"> → </w:t>
+      </w:r>
+      <w:r>
+        <w:rPr>
+          <w:rFonts w:ascii="Consolas" w:hAnsi="Consolas"/>
+          <w:sz w:val="20"/>
+        </w:rPr>
+        <w:t>np.float64</w:t>
+      </w:r>
+    </w:p>
+    <w:p>
+      <w:pPr>
+        <w:pStyle w:val="ListBullet"/>
+      </w:pPr>
+      <w:r>
+        <w:t xml:space="preserve">✅ </w:t>
+      </w:r>
+      <w:r>
+        <w:rPr>
+          <w:rFonts w:ascii="Consolas" w:hAnsi="Consolas"/>
+          <w:sz w:val="20"/>
+        </w:rPr>
+        <w:t>huggingface_hub</w:t>
+      </w:r>
+      <w:r>
+        <w:t xml:space="preserve"> downgrade para 0.20.0 (HfFolder ainda existe)</w:t>
+      </w:r>
+    </w:p>
+    <w:p>
+      <w:pPr>
+        <w:pStyle w:val="ListBullet"/>
+      </w:pPr>
+      <w:r>
+        <w:t xml:space="preserve">✅ </w:t>
+      </w:r>
+      <w:r>
+        <w:rPr>
+          <w:rFonts w:ascii="Consolas" w:hAnsi="Consolas"/>
+          <w:sz w:val="20"/>
+        </w:rPr>
+        <w:t>share=False</w:t>
+      </w:r>
+      <w:r>
+        <w:t xml:space="preserve"> → </w:t>
+      </w:r>
+      <w:r>
+        <w:rPr>
+          <w:rFonts w:ascii="Consolas" w:hAnsi="Consolas"/>
+          <w:sz w:val="20"/>
+        </w:rPr>
+        <w:t>share=True</w:t>
+      </w:r>
+      <w:r>
+        <w:t xml:space="preserve"> (gera URL pública)</w:t>
+      </w:r>
+    </w:p>
+    <w:p>
+      <w:r>
+        <w:rPr>
+          <w:b/>
+        </w:rPr>
+        <w:t>Caminhos importantes</w:t>
+      </w:r>
+      <w:r>
+        <w:t>:</w:t>
+      </w:r>
+    </w:p>
+    <w:p>
+      <w:pPr>
+        <w:pStyle w:val="ListBullet"/>
+      </w:pPr>
+      <w:r>
+        <w:t xml:space="preserve">Modelo fine-tuned: </w:t>
+      </w:r>
+      <w:r>
+        <w:rPr>
+          <w:rFonts w:ascii="Consolas" w:hAnsi="Consolas"/>
+          <w:sz w:val="20"/>
+        </w:rPr>
+        <w:t>/content/drive/MyDrive/techchallenge_fase3/biomistral-medquad-lora/</w:t>
+      </w:r>
+    </w:p>
+    <w:p>
+      <w:pPr>
+        <w:pStyle w:val="ListBullet"/>
+      </w:pPr>
+      <w:r>
+        <w:t xml:space="preserve">Modelo copiado: </w:t>
+      </w:r>
+      <w:r>
+        <w:rPr>
+          <w:rFonts w:ascii="Consolas" w:hAnsi="Consolas"/>
+          <w:sz w:val="20"/>
+        </w:rPr>
+        <w:t>/content/Techchalleng3/biomistral-medquad-lora/</w:t>
+      </w:r>
+      <w:r>
+        <w:t xml:space="preserve"> (caminho que UI espera)</w:t>
+      </w:r>
+    </w:p>
+    <w:p>
+      <w:pPr>
+        <w:pStyle w:val="ListBullet"/>
+      </w:pPr>
+      <w:r>
+        <w:t xml:space="preserve">ChromaDB: </w:t>
+      </w:r>
+      <w:r>
+        <w:rPr>
+          <w:rFonts w:ascii="Consolas" w:hAnsi="Consolas"/>
+          <w:sz w:val="20"/>
+        </w:rPr>
+        <w:t>/content/Techchalleng3/data/processed/chroma_index/</w:t>
+      </w:r>
+    </w:p>
+    <w:p>
       <w:r>
         <w:rPr>
           <w:color w:val="CCCCCC"/>
@@ -14325,7 +15085,7 @@
         <w:t>Versão do projeto</w:t>
       </w:r>
       <w:r>
-        <w:t>: 2.1 (RAG completo com 3 fontes + sem mocks)</w:t>
+        <w:t>: 2.2 (patches Colab aplicados + setup_data_colab.py)</w:t>
       </w:r>
     </w:p>
     <w:p>

--- a/docs/TECHCHALLENGE_FASE3_PROJETO_COMPLETO.docx
+++ b/docs/TECHCHALLENGE_FASE3_PROJETO_COMPLETO.docx
@@ -2595,7 +2595,13 @@
                 <w:b/>
                 <w:sz w:val="18"/>
               </w:rPr>
-              <w:t>PubMedQA</w:t>
+              <w:t>ChatBulário</w:t>
+            </w:r>
+            <w:r>
+              <w:rPr>
+                <w:sz w:val="18"/>
+              </w:rPr>
+              <w:t xml:space="preserve"> ⭐</w:t>
             </w:r>
           </w:p>
         </w:tc>
@@ -2613,7 +2619,7 @@
               <w:rPr>
                 <w:sz w:val="18"/>
               </w:rPr>
-              <w:t>NIH/HuggingFace</w:t>
+              <w:t>HuggingFace</w:t>
             </w:r>
           </w:p>
         </w:tc>
@@ -2631,7 +2637,7 @@
               <w:rPr>
                 <w:sz w:val="18"/>
               </w:rPr>
-              <w:t>🇺🇸 EN</w:t>
+              <w:t>🇧🇷 PT</w:t>
             </w:r>
           </w:p>
         </w:tc>
@@ -2649,7 +2655,7 @@
               <w:rPr>
                 <w:sz w:val="18"/>
               </w:rPr>
-              <w:t>211.269</w:t>
+              <w:t>68.938 → 10.000 indexados</w:t>
             </w:r>
           </w:p>
         </w:tc>
@@ -2667,124 +2673,7 @@
               <w:rPr>
                 <w:sz w:val="18"/>
               </w:rPr>
-              <w:t>Avaliação (não usado no treino final)</w:t>
-            </w:r>
-          </w:p>
-        </w:tc>
-      </w:tr>
-      <w:tr>
-        <w:tc>
-          <w:tcPr>
-            <w:tcW w:type="dxa" w:w="1440"/>
-          </w:tcPr>
-          <w:p>
-            <w:r>
-              <w:rPr>
-                <w:sz w:val="18"/>
-              </w:rPr>
-            </w:r>
-            <w:r>
-              <w:rPr>
-                <w:sz w:val="18"/>
-              </w:rPr>
-              <w:t>3</w:t>
-            </w:r>
-          </w:p>
-        </w:tc>
-        <w:tc>
-          <w:tcPr>
-            <w:tcW w:type="dxa" w:w="1440"/>
-          </w:tcPr>
-          <w:p>
-            <w:r>
-              <w:rPr>
-                <w:sz w:val="18"/>
-              </w:rPr>
-            </w:r>
-            <w:r>
-              <w:rPr>
-                <w:b/>
-                <w:sz w:val="18"/>
-              </w:rPr>
-              <w:t>ChatBulário</w:t>
-            </w:r>
-            <w:r>
-              <w:rPr>
-                <w:sz w:val="18"/>
-              </w:rPr>
-              <w:t xml:space="preserve"> ⭐</w:t>
-            </w:r>
-          </w:p>
-        </w:tc>
-        <w:tc>
-          <w:tcPr>
-            <w:tcW w:type="dxa" w:w="1440"/>
-          </w:tcPr>
-          <w:p>
-            <w:r>
-              <w:rPr>
-                <w:sz w:val="18"/>
-              </w:rPr>
-            </w:r>
-            <w:r>
-              <w:rPr>
-                <w:sz w:val="18"/>
-              </w:rPr>
-              <w:t>HuggingFace</w:t>
-            </w:r>
-          </w:p>
-        </w:tc>
-        <w:tc>
-          <w:tcPr>
-            <w:tcW w:type="dxa" w:w="1440"/>
-          </w:tcPr>
-          <w:p>
-            <w:r>
-              <w:rPr>
-                <w:sz w:val="18"/>
-              </w:rPr>
-            </w:r>
-            <w:r>
-              <w:rPr>
-                <w:sz w:val="18"/>
-              </w:rPr>
-              <w:t>🇧🇷 PT</w:t>
-            </w:r>
-          </w:p>
-        </w:tc>
-        <w:tc>
-          <w:tcPr>
-            <w:tcW w:type="dxa" w:w="1440"/>
-          </w:tcPr>
-          <w:p>
-            <w:r>
-              <w:rPr>
-                <w:sz w:val="18"/>
-              </w:rPr>
-            </w:r>
-            <w:r>
-              <w:rPr>
-                <w:sz w:val="18"/>
-              </w:rPr>
-              <w:t>68.938 → 10.000 indexados</w:t>
-            </w:r>
-          </w:p>
-        </w:tc>
-        <w:tc>
-          <w:tcPr>
-            <w:tcW w:type="dxa" w:w="1440"/>
-          </w:tcPr>
-          <w:p>
-            <w:r>
-              <w:rPr>
-                <w:sz w:val="18"/>
-              </w:rPr>
-            </w:r>
-            <w:r>
-              <w:rPr>
-                <w:sz w:val="18"/>
-              </w:rPr>
-              <w:t>RAG #2 (bulas PT-BR)</w:t>
+              <w:t>RAG #1 (bulas PT-BR)</w:t>
             </w:r>
           </w:p>
         </w:tc>
@@ -10417,7 +10306,7 @@
               <w:rPr>
                 <w:sz w:val="18"/>
               </w:rPr>
-              <w:t>Download datasets (MedQuAD, ChatBulário, CID-10, Synthetic, PubMedQA)</w:t>
+              <w:t>Download datasets (MedQuAD, ChatBulário, CID-10, Synthetic)</w:t>
             </w:r>
           </w:p>
         </w:tc>

--- a/docs/TECHCHALLENGE_FASE3_PROJETO_COMPLETO.docx
+++ b/docs/TECHCHALLENGE_FASE3_PROJETO_COMPLETO.docx
@@ -281,7 +281,7 @@
           <w:i/>
           <w:color w:val="555555"/>
         </w:rPr>
-        <w:t>┃ **Autora**: Michelle Almeida Nogueira Rodrigues (Flamers Team, FIAP)</w:t>
+        <w:t>┃ **Equipe**: Flamers Team (FIAP)</w:t>
       </w:r>
     </w:p>
     <w:p>

--- a/docs/TECHCHALLENGE_FASE3_PROJETO_COMPLETO.docx
+++ b/docs/TECHCHALLENGE_FASE3_PROJETO_COMPLETO.docx
@@ -13439,7 +13439,7 @@
               <w:rPr>
                 <w:sz w:val="18"/>
               </w:rPr>
-              <w:t>Michelle</w:t>
+              <w:t>—</w:t>
             </w:r>
           </w:p>
         </w:tc>
@@ -13496,7 +13496,7 @@
               <w:rPr>
                 <w:sz w:val="18"/>
               </w:rPr>
-              <w:t>Michelle</w:t>
+              <w:t>—</w:t>
             </w:r>
           </w:p>
         </w:tc>
@@ -13553,7 +13553,7 @@
               <w:rPr>
                 <w:sz w:val="18"/>
               </w:rPr>
-              <w:t>Michelle</w:t>
+              <w:t>—</w:t>
             </w:r>
           </w:p>
         </w:tc>
@@ -13610,7 +13610,7 @@
               <w:rPr>
                 <w:sz w:val="18"/>
               </w:rPr>
-              <w:t>Michelle</w:t>
+              <w:t>—</w:t>
             </w:r>
           </w:p>
         </w:tc>
@@ -13667,7 +13667,7 @@
               <w:rPr>
                 <w:sz w:val="18"/>
               </w:rPr>
-              <w:t>Michelle</w:t>
+              <w:t>—</w:t>
             </w:r>
           </w:p>
         </w:tc>

--- a/docs/TECHCHALLENGE_FASE3_PROJETO_COMPLETO.docx
+++ b/docs/TECHCHALLENGE_FASE3_PROJETO_COMPLETO.docx
@@ -4849,7 +4849,7 @@
         <w:t>interrupt()</w:t>
       </w:r>
       <w:r>
-        <w:t>. O médico visualiza a sugestão em UI Gradio e decide:</w:t>
+        <w:t>. O médico visualiza a sugestão na interface React e decide:</w:t>
       </w:r>
     </w:p>
     <w:p>
@@ -9120,9 +9120,21 @@
         <w:br/>
         <w:t>│   │   └── generator.py</w:t>
         <w:br/>
-        <w:t>│   └── ui/</w:t>
+        <w:t>└── frontend/                            Frontend React + Vite</w:t>
         <w:br/>
-        <w:t>│       └── gradio_app.py                Interface Gradio (4 abas)</w:t>
+        <w:t xml:space="preserve">    ├── package.json                     Deps: react, vite</w:t>
+        <w:br/>
+        <w:t xml:space="preserve">    ├── vite.config.js                   Configuração Vite (porta 3000)</w:t>
+        <w:br/>
+        <w:t xml:space="preserve">    ├── index.html                       HTML raiz</w:t>
+        <w:br/>
+        <w:t xml:space="preserve">    └── src/</w:t>
+        <w:br/>
+        <w:t xml:space="preserve">        ├── main.jsx                     Entry point React 18</w:t>
+        <w:br/>
+        <w:t xml:space="preserve">        ├── App.jsx                      Componente principal (4 abas)</w:t>
+        <w:br/>
+        <w:t xml:space="preserve">        └── styles.css                   Tema dark + estilos</w:t>
         <w:br/>
         <w:t>└── data/                                (gitignored)</w:t>
         <w:br/>
@@ -11218,7 +11230,7 @@
               <w:rPr>
                 <w:sz w:val="18"/>
               </w:rPr>
-              <w:t>UI Gradio (4 abas)</w:t>
+              <w:t>UI React (4 abas)</w:t>
             </w:r>
           </w:p>
         </w:tc>
@@ -11255,7 +11267,7 @@
                 <w:rFonts w:ascii="Consolas" w:hAnsi="Consolas"/>
                 <w:sz w:val="18"/>
               </w:rPr>
-              <w:t>src/ui/gradio_app.py</w:t>
+              <w:t>frontend/src/App.jsx</w:t>
             </w:r>
           </w:p>
         </w:tc>
@@ -11719,19 +11731,6 @@
                 <w:sz w:val="18"/>
               </w:rPr>
               <w:t>src/rag/retriever.py</w:t>
-            </w:r>
-            <w:r>
-              <w:rPr>
-                <w:sz w:val="18"/>
-              </w:rPr>
-              <w:t xml:space="preserve">, </w:t>
-            </w:r>
-            <w:r>
-              <w:rPr>
-                <w:rFonts w:ascii="Consolas" w:hAnsi="Consolas"/>
-                <w:sz w:val="18"/>
-              </w:rPr>
-              <w:t>src/ui/gradio_app.py</w:t>
             </w:r>
           </w:p>
         </w:tc>
@@ -11882,13 +11881,26 @@
                 <w:b/>
                 <w:sz w:val="18"/>
               </w:rPr>
-              <w:t>Testar a UI Gradio</w:t>
-            </w:r>
-            <w:r>
-              <w:rPr>
-                <w:sz w:val="18"/>
-              </w:rPr>
-              <w:t xml:space="preserve"> no Colab (compartilhar URL com equipe/professor)</w:t>
+              <w:t>Testar UI React</w:t>
+            </w:r>
+            <w:r>
+              <w:rPr>
+                <w:sz w:val="18"/>
+              </w:rPr>
+              <w:t xml:space="preserve"> local (</w:t>
+            </w:r>
+            <w:r>
+              <w:rPr>
+                <w:rFonts w:ascii="Consolas" w:hAnsi="Consolas"/>
+                <w:sz w:val="18"/>
+              </w:rPr>
+              <w:t>npm run dev</w:t>
+            </w:r>
+            <w:r>
+              <w:rPr>
+                <w:sz w:val="18"/>
+              </w:rPr>
+              <w:t>) e compartilhar URL com equipe/professor</w:t>
             </w:r>
           </w:p>
         </w:tc>
@@ -11955,7 +11967,7 @@
               <w:rPr>
                 <w:sz w:val="18"/>
               </w:rPr>
-              <w:t xml:space="preserve"> — URL gradio.live funciona</w:t>
+              <w:t xml:space="preserve"> — frontend funcional</w:t>
             </w:r>
           </w:p>
         </w:tc>
@@ -12278,7 +12290,7 @@
               <w:rPr>
                 <w:sz w:val="18"/>
               </w:rPr>
-              <w:t xml:space="preserve"> — RAG + LLM + UI funcionando</w:t>
+              <w:t xml:space="preserve"> — RAG + LLM funcionando</w:t>
             </w:r>
           </w:p>
         </w:tc>
@@ -12317,39 +12329,13 @@
                 <w:b/>
                 <w:sz w:val="18"/>
               </w:rPr>
-              <w:t>Substituir mocks</w:t>
-            </w:r>
-            <w:r>
-              <w:rPr>
-                <w:sz w:val="18"/>
-              </w:rPr>
-              <w:t xml:space="preserve"> em </w:t>
-            </w:r>
-            <w:r>
-              <w:rPr>
-                <w:rFonts w:ascii="Consolas" w:hAnsi="Consolas"/>
-                <w:sz w:val="18"/>
-              </w:rPr>
-              <w:t>src/llm/client.py</w:t>
-            </w:r>
-            <w:r>
-              <w:rPr>
-                <w:sz w:val="18"/>
-              </w:rPr>
-              <w:t xml:space="preserve"> (</w:t>
-            </w:r>
-            <w:r>
-              <w:rPr>
-                <w:rFonts w:ascii="Consolas" w:hAnsi="Consolas"/>
-                <w:sz w:val="18"/>
-              </w:rPr>
-              <w:t>_mock_response</w:t>
-            </w:r>
-            <w:r>
-              <w:rPr>
-                <w:sz w:val="18"/>
-              </w:rPr>
-              <w:t xml:space="preserve"> ainda existe)</w:t>
+              <w:t>Conectar frontend React ao backend Python</w:t>
+            </w:r>
+            <w:r>
+              <w:rPr>
+                <w:sz w:val="18"/>
+              </w:rPr>
+              <w:t xml:space="preserve"> (FastAPI)</w:t>
             </w:r>
           </w:p>
         </w:tc>
@@ -12367,7 +12353,7 @@
               <w:rPr>
                 <w:sz w:val="18"/>
               </w:rPr>
-              <w:t>1h</w:t>
+              <w:t>2h</w:t>
             </w:r>
           </w:p>
         </w:tc>
@@ -12385,7 +12371,7 @@
               <w:rPr>
                 <w:sz w:val="18"/>
               </w:rPr>
-              <w:t>🟡 Média</w:t>
+              <w:t>🔴 Alta</w:t>
             </w:r>
           </w:p>
         </w:tc>
@@ -12403,7 +12389,7 @@
               <w:rPr>
                 <w:sz w:val="18"/>
               </w:rPr>
-              <w:t>Pendente (fallback intencional, erros via RuntimeError)</w:t>
+              <w:t>Pendente (frontend tem mocks)</w:t>
             </w:r>
           </w:p>
         </w:tc>
@@ -12877,13 +12863,13 @@
                 <w:b/>
                 <w:sz w:val="18"/>
               </w:rPr>
-              <w:t>HuggingFace Spaces Gradio</w:t>
-            </w:r>
-            <w:r>
-              <w:rPr>
-                <w:sz w:val="18"/>
-              </w:rPr>
-              <w:t xml:space="preserve"> (deploy com UI rodando 24/7)</w:t>
+              <w:t>HuggingFace Spaces Static</w:t>
+            </w:r>
+            <w:r>
+              <w:rPr>
+                <w:sz w:val="18"/>
+              </w:rPr>
+              <w:t xml:space="preserve"> (deploy do build React)</w:t>
             </w:r>
           </w:p>
         </w:tc>
@@ -12937,7 +12923,20 @@
               <w:rPr>
                 <w:sz w:val="18"/>
               </w:rPr>
-              <w:t>⚠️ Bloqueado (requer PRO pago) — Static Space grátis criado</w:t>
+              <w:t xml:space="preserve">✅ </w:t>
+            </w:r>
+            <w:r>
+              <w:rPr>
+                <w:b/>
+                <w:sz w:val="18"/>
+              </w:rPr>
+              <w:t>FEITO</w:t>
+            </w:r>
+            <w:r>
+              <w:rPr>
+                <w:sz w:val="18"/>
+              </w:rPr>
+              <w:t xml:space="preserve"> — Static Space grátis criado</w:t>
             </w:r>
           </w:p>
         </w:tc>
@@ -13095,13 +13094,7 @@
                 <w:b/>
                 <w:sz w:val="18"/>
               </w:rPr>
-              <w:t>Patch gradio_client completo</w:t>
-            </w:r>
-            <w:r>
-              <w:rPr>
-                <w:sz w:val="18"/>
-              </w:rPr>
-              <w:t xml:space="preserve"> (enum + const)</w:t>
+              <w:t>Migração de Gradio para React</w:t>
             </w:r>
           </w:p>
         </w:tc>
@@ -13137,7 +13130,7 @@
               <w:rPr>
                 <w:sz w:val="18"/>
               </w:rPr>
-              <w:t>🟡 Média</w:t>
+              <w:t>🔴 Alta</w:t>
             </w:r>
           </w:p>
         </w:tc>
@@ -13168,14 +13161,14 @@
               <w:rPr>
                 <w:sz w:val="18"/>
               </w:rPr>
-              <w:t xml:space="preserve"> — patch em </w:t>
+              <w:t xml:space="preserve"> — frontend em </w:t>
             </w:r>
             <w:r>
               <w:rPr>
                 <w:rFonts w:ascii="Consolas" w:hAnsi="Consolas"/>
                 <w:sz w:val="18"/>
               </w:rPr>
-              <w:t>rodarcolab.ipynb</w:t>
+              <w:t>frontend/src/App.jsx</w:t>
             </w:r>
           </w:p>
         </w:tc>
@@ -13220,7 +13213,7 @@
               <w:rPr>
                 <w:sz w:val="18"/>
               </w:rPr>
-              <w:t xml:space="preserve"> (caminhos + patches)</w:t>
+              <w:t xml:space="preserve"> (caminhos + células)</w:t>
             </w:r>
           </w:p>
         </w:tc>
@@ -13287,7 +13280,7 @@
               <w:rPr>
                 <w:sz w:val="18"/>
               </w:rPr>
-              <w:t xml:space="preserve"> — 31 células, todas funcionais</w:t>
+              <w:t xml:space="preserve"> — 32 células, todas funcionais</w:t>
             </w:r>
           </w:p>
         </w:tc>
@@ -14620,7 +14613,7 @@
         <w:t>notebooks/rodarcolab.ipynb</w:t>
       </w:r>
       <w:r>
-        <w:t xml:space="preserve"> (31 células, ~15 min de execução)</w:t>
+        <w:t xml:space="preserve"> (32 células, ~15 min de execução)</w:t>
       </w:r>
     </w:p>
     <w:p>
@@ -14647,7 +14640,7 @@
         <w:pStyle w:val="ListNumber"/>
       </w:pPr>
       <w:r>
-        <w:t>Instala dependências (numpy, pydantic, chromadb, gradio, unsloth)</w:t>
+        <w:t>Instala dependências (numpy, pydantic, chromadb, sentence-transformers, unsloth)</w:t>
       </w:r>
     </w:p>
     <w:p>
@@ -14663,22 +14656,24 @@
         <w:pStyle w:val="ListNumber"/>
       </w:pPr>
       <w:r>
-        <w:t>Copia modelo LoRA do Drive</w:t>
-      </w:r>
-    </w:p>
-    <w:p>
-      <w:pPr>
-        <w:pStyle w:val="ListNumber"/>
-      </w:pPr>
-      <w:r>
-        <w:t xml:space="preserve">Aplica patch gradio_client (corrige </w:t>
+        <w:t>Copia dados do Drive (</w:t>
       </w:r>
       <w:r>
         <w:rPr>
           <w:rFonts w:ascii="Consolas" w:hAnsi="Consolas"/>
           <w:sz w:val="20"/>
         </w:rPr>
-        <w:t>TypeError: bool is not iterable</w:t>
+        <w:t>data/raw/</w:t>
+      </w:r>
+      <w:r>
+        <w:t xml:space="preserve"> + </w:t>
+      </w:r>
+      <w:r>
+        <w:rPr>
+          <w:rFonts w:ascii="Consolas" w:hAnsi="Consolas"/>
+          <w:sz w:val="20"/>
+        </w:rPr>
+        <w:t>data/processed/chroma_index/</w:t>
       </w:r>
       <w:r>
         <w:t>)</w:t>
@@ -14689,7 +14684,7 @@
         <w:pStyle w:val="ListNumber"/>
       </w:pPr>
       <w:r>
-        <w:t>Cópia do modelo pro caminho que a UI espera</w:t>
+        <w:t>Copia modelo LoRA do Drive</w:t>
       </w:r>
     </w:p>
     <w:p>
@@ -14697,7 +14692,7 @@
         <w:pStyle w:val="ListNumber"/>
       </w:pPr>
       <w:r>
-        <w:t>Indexa ChatBulário (RAG)</w:t>
+        <w:t>Indexa ChatBulário se necessário (RAG)</w:t>
       </w:r>
     </w:p>
     <w:p>
@@ -14714,24 +14709,6 @@
       </w:pPr>
       <w:r>
         <w:t>Carrega RAG + LLM</w:t>
-      </w:r>
-    </w:p>
-    <w:p>
-      <w:pPr>
-        <w:pStyle w:val="ListNumber"/>
-      </w:pPr>
-      <w:r>
-        <w:t xml:space="preserve">Sobe UI Gradio (gera URL pública tipo </w:t>
-      </w:r>
-      <w:r>
-        <w:rPr>
-          <w:rFonts w:ascii="Consolas" w:hAnsi="Consolas"/>
-          <w:sz w:val="20"/>
-        </w:rPr>
-        <w:t>https://xxxxx.gradio.live</w:t>
-      </w:r>
-      <w:r>
-        <w:t>)</w:t>
       </w:r>
     </w:p>
     <w:p>
@@ -14766,126 +14743,25 @@
         <w:rPr>
           <w:b/>
         </w:rPr>
-        <w:t>Patches aplicados no notebook</w:t>
+        <w:t>Frontend React</w:t>
       </w:r>
       <w:r>
-        <w:t>:</w:t>
+        <w:t xml:space="preserve"> (rodar local após Colab):</w:t>
       </w:r>
     </w:p>
     <w:p>
-      <w:pPr>
-        <w:pStyle w:val="ListBullet"/>
-      </w:pPr>
-      <w:r>
-        <w:t xml:space="preserve">✅ </w:t>
-      </w:r>
       <w:r>
         <w:rPr>
           <w:rFonts w:ascii="Consolas" w:hAnsi="Consolas"/>
-          <w:sz w:val="20"/>
+          <w:sz w:val="18"/>
         </w:rPr>
-        <w:t>gradio_client/utils.py</w:t>
-      </w:r>
-      <w:r>
-        <w:t xml:space="preserve"> — </w:t>
-      </w:r>
-      <w:r>
-        <w:rPr>
-          <w:rFonts w:ascii="Consolas" w:hAnsi="Consolas"/>
-          <w:sz w:val="20"/>
-        </w:rPr>
-        <w:t>'if "enum" in schema:'</w:t>
-      </w:r>
-      <w:r>
-        <w:t xml:space="preserve"> → </w:t>
-      </w:r>
-      <w:r>
-        <w:rPr>
-          <w:rFonts w:ascii="Consolas" w:hAnsi="Consolas"/>
-          <w:sz w:val="20"/>
-        </w:rPr>
-        <w:t>isinstance(schema, dict) and "enum" in schema:</w:t>
-      </w:r>
-    </w:p>
-    <w:p>
-      <w:pPr>
-        <w:pStyle w:val="ListBullet"/>
-      </w:pPr>
-      <w:r>
-        <w:t xml:space="preserve">✅ </w:t>
-      </w:r>
-      <w:r>
-        <w:rPr>
-          <w:rFonts w:ascii="Consolas" w:hAnsi="Consolas"/>
-          <w:sz w:val="20"/>
-        </w:rPr>
-        <w:t>chromadb/types.py</w:t>
-      </w:r>
-      <w:r>
-        <w:t xml:space="preserve"> — </w:t>
-      </w:r>
-      <w:r>
-        <w:rPr>
-          <w:rFonts w:ascii="Consolas" w:hAnsi="Consolas"/>
-          <w:sz w:val="20"/>
-        </w:rPr>
-        <w:t>np.float_</w:t>
-      </w:r>
-      <w:r>
-        <w:t xml:space="preserve"> → </w:t>
-      </w:r>
-      <w:r>
-        <w:rPr>
-          <w:rFonts w:ascii="Consolas" w:hAnsi="Consolas"/>
-          <w:sz w:val="20"/>
-        </w:rPr>
-        <w:t>np.float64</w:t>
-      </w:r>
-    </w:p>
-    <w:p>
-      <w:pPr>
-        <w:pStyle w:val="ListBullet"/>
-      </w:pPr>
-      <w:r>
-        <w:t xml:space="preserve">✅ </w:t>
-      </w:r>
-      <w:r>
-        <w:rPr>
-          <w:rFonts w:ascii="Consolas" w:hAnsi="Consolas"/>
-          <w:sz w:val="20"/>
-        </w:rPr>
-        <w:t>huggingface_hub</w:t>
-      </w:r>
-      <w:r>
-        <w:t xml:space="preserve"> downgrade para 0.20.0 (HfFolder ainda existe)</w:t>
-      </w:r>
-    </w:p>
-    <w:p>
-      <w:pPr>
-        <w:pStyle w:val="ListBullet"/>
-      </w:pPr>
-      <w:r>
-        <w:t xml:space="preserve">✅ </w:t>
-      </w:r>
-      <w:r>
-        <w:rPr>
-          <w:rFonts w:ascii="Consolas" w:hAnsi="Consolas"/>
-          <w:sz w:val="20"/>
-        </w:rPr>
-        <w:t>share=False</w:t>
-      </w:r>
-      <w:r>
-        <w:t xml:space="preserve"> → </w:t>
-      </w:r>
-      <w:r>
-        <w:rPr>
-          <w:rFonts w:ascii="Consolas" w:hAnsi="Consolas"/>
-          <w:sz w:val="20"/>
-        </w:rPr>
-        <w:t>share=True</w:t>
-      </w:r>
-      <w:r>
-        <w:t xml:space="preserve"> (gera URL pública)</w:t>
+        <w:t>cd frontend</w:t>
+        <w:br/>
+        <w:t>npm install</w:t>
+        <w:br/>
+        <w:t>npm run dev -- --host 127.0.0.1 --port 3000</w:t>
+        <w:br/>
+        <w:t># Abre http://127.0.0.1:3000</w:t>
       </w:r>
     </w:p>
     <w:p>
@@ -14927,9 +14803,6 @@
           <w:sz w:val="20"/>
         </w:rPr>
         <w:t>/content/Techchalleng3/biomistral-medquad-lora/</w:t>
-      </w:r>
-      <w:r>
-        <w:t xml:space="preserve"> (caminho que UI espera)</w:t>
       </w:r>
     </w:p>
     <w:p>
